--- a/data/word_templates/script 9 (1).docx
+++ b/data/word_templates/script 9 (1).docx
@@ -69,14 +69,7 @@
           <w:b/>
           <w:bCs/>
         </w:rPr>
-        <w:t>January 0</w:t>
-      </w:r>
-      <w:r>
-        <w:rPr>
-          <w:b/>
-          <w:bCs/>
-        </w:rPr>
-        <w:t>9</w:t>
+        <w:t>January</w:t>
       </w:r>
       <w:r>
         <w:rPr>
@@ -139,587 +132,28 @@
       </w:r>
     </w:p>
     <w:p>
-      <w:r>
-        <w:pict w14:anchorId="08D638E3">
-          <v:rect id="_x0000_i1025" style="width:0;height:1.5pt" o:hralign="center" o:hrstd="t" o:hr="t" fillcolor="#a0a0a0" stroked="f"/>
-        </w:pict>
-      </w:r>
-    </w:p>
-    <w:p>
-      <w:r>
-        <w:t>Dear</w:t>
-      </w:r>
-      <w:r>
-        <w:t>,</w:t>
-      </w:r>
-    </w:p>
-    <w:p>
-      <w:r>
-        <w:t xml:space="preserve">This is to inform you that a </w:t>
-      </w:r>
-      <w:r>
-        <w:rPr>
-          <w:b/>
-          <w:bCs/>
-        </w:rPr>
-        <w:t>final legal complaint</w:t>
-      </w:r>
-      <w:r>
-        <w:t xml:space="preserve"> has been registered under your name by </w:t>
-      </w:r>
-      <w:r>
-        <w:t xml:space="preserve">the </w:t>
-      </w:r>
-      <w:r>
-        <w:rPr>
-          <w:b/>
-          <w:bCs/>
-        </w:rPr>
-        <w:t>Cash Advanced debt collection department</w:t>
-      </w:r>
-      <w:r>
-        <w:rPr>
-          <w:b/>
-          <w:bCs/>
-        </w:rPr>
+      <w:pPr>
+        <w:rPr>
+          <w:b/>
+          <w:bCs/>
+        </w:rPr>
+      </w:pPr>
+      <w:r>
+        <w:rPr>
+          <w:b/>
+          <w:bCs/>
+        </w:rPr>
+        <w:t>Assigned Resolution Officer:</w:t>
+      </w:r>
+      <w:r>
         <w:t xml:space="preserve"> </w:t>
       </w:r>
       <w:r>
-        <w:t>on behalf of</w:t>
-      </w:r>
-      <w:r>
-        <w:t xml:space="preserve"> </w:t>
-      </w:r>
-      <w:r>
-        <w:rPr>
-          <w:b/>
-          <w:bCs/>
-        </w:rPr>
-        <w:t>Cashnet USA</w:t>
-      </w:r>
-      <w:r>
-        <w:t xml:space="preserve">, in connection with a </w:t>
-      </w:r>
-      <w:r>
-        <w:t>long overdue</w:t>
-      </w:r>
-      <w:r>
-        <w:t xml:space="preserve"> debt obligation which you have </w:t>
-      </w:r>
-      <w:r>
-        <w:rPr>
-          <w:b/>
-          <w:bCs/>
-        </w:rPr>
-        <w:t>deliberately failed to settle</w:t>
-      </w:r>
-      <w:r>
-        <w:t>, despite repeated notices and telephonic outreach.</w:t>
-      </w:r>
-    </w:p>
-    <w:p>
-      <w:r>
-        <w:t xml:space="preserve">Due to your continued negligence and avoidance, your file has now been </w:t>
-      </w:r>
-      <w:r>
-        <w:rPr>
-          <w:b/>
-          <w:bCs/>
-        </w:rPr>
-        <w:t>tagged for legal escalation</w:t>
-      </w:r>
-      <w:r>
-        <w:t xml:space="preserve"> and </w:t>
-      </w:r>
-      <w:r>
-        <w:rPr>
-          <w:b/>
-          <w:bCs/>
-        </w:rPr>
-        <w:t>criminal enforcement measures</w:t>
-      </w:r>
-      <w:r>
-        <w:t>, including but not limited to:</w:t>
-      </w:r>
-    </w:p>
-    <w:p>
-      <w:pPr>
-        <w:numPr>
-          <w:ilvl w:val="0"/>
-          <w:numId w:val="1"/>
-        </w:numPr>
-      </w:pPr>
-      <w:r>
-        <w:rPr>
-          <w:b/>
-          <w:bCs/>
-        </w:rPr>
-        <w:t>Release of Arrest Warrant through County Legal Authority</w:t>
-      </w:r>
-    </w:p>
-    <w:p>
-      <w:pPr>
-        <w:numPr>
-          <w:ilvl w:val="0"/>
-          <w:numId w:val="1"/>
-        </w:numPr>
-      </w:pPr>
-      <w:r>
-        <w:rPr>
-          <w:b/>
-          <w:bCs/>
-        </w:rPr>
-        <w:t>Employer Notification Under Federal Wage Garnishment Act</w:t>
-      </w:r>
-    </w:p>
-    <w:p>
-      <w:pPr>
-        <w:numPr>
-          <w:ilvl w:val="0"/>
-          <w:numId w:val="1"/>
-        </w:numPr>
-      </w:pPr>
-      <w:r>
-        <w:rPr>
-          <w:b/>
-          <w:bCs/>
-        </w:rPr>
-        <w:t>Negative Reporting to All Three Major Credit Bureaus</w:t>
-      </w:r>
-    </w:p>
-    <w:p>
-      <w:pPr>
-        <w:numPr>
-          <w:ilvl w:val="0"/>
-          <w:numId w:val="1"/>
-        </w:numPr>
-      </w:pPr>
-      <w:r>
-        <w:rPr>
-          <w:b/>
-          <w:bCs/>
-        </w:rPr>
-        <w:t>Court Summons for Civil &amp; Criminal Charges</w:t>
-      </w:r>
-    </w:p>
-    <w:p>
-      <w:pPr>
-        <w:numPr>
-          <w:ilvl w:val="0"/>
-          <w:numId w:val="1"/>
-        </w:numPr>
-      </w:pPr>
-      <w:r>
-        <w:rPr>
-          <w:b/>
-          <w:bCs/>
-        </w:rPr>
-        <w:t>Seizure Authorization of Liquid Assets</w:t>
-      </w:r>
-    </w:p>
-    <w:p>
-      <w:pPr>
-        <w:rPr>
-          <w:b/>
-          <w:bCs/>
-        </w:rPr>
-      </w:pPr>
-      <w:r>
-        <w:rPr>
-          <w:rFonts w:ascii="Segoe UI Symbol" w:hAnsi="Segoe UI Symbol" w:cs="Segoe UI Symbol"/>
-          <w:b/>
-          <w:bCs/>
-        </w:rPr>
-        <w:t>⚖</w:t>
-      </w:r>
-      <w:r>
-        <w:rPr>
-          <w:b/>
-          <w:bCs/>
-        </w:rPr>
-        <w:t xml:space="preserve"> ALLEGED CHARGES BEING FILED:</w:t>
-      </w:r>
-    </w:p>
-    <w:p>
-      <w:r>
-        <w:t xml:space="preserve">As per the </w:t>
-      </w:r>
-      <w:r>
-        <w:t>affidavit</w:t>
-      </w:r>
-      <w:r>
-        <w:t xml:space="preserve"> submitted by the creditor’s legal team, the following charges are applicable under your name:</w:t>
-      </w:r>
-    </w:p>
-    <w:p>
-      <w:pPr>
-        <w:numPr>
-          <w:ilvl w:val="0"/>
-          <w:numId w:val="2"/>
-        </w:numPr>
-      </w:pPr>
-      <w:r>
-        <w:rPr>
-          <w:b/>
-          <w:bCs/>
-        </w:rPr>
-        <w:t>Breach of Loan Agreement and Default Under Section 84-A</w:t>
-      </w:r>
-    </w:p>
-    <w:p>
-      <w:pPr>
-        <w:numPr>
-          <w:ilvl w:val="0"/>
-          <w:numId w:val="2"/>
-        </w:numPr>
-      </w:pPr>
-      <w:r>
-        <w:rPr>
-          <w:b/>
-          <w:bCs/>
-        </w:rPr>
-        <w:t>Electronic Funds Transfer Misuse (Section 27-B of Banking Law)</w:t>
-      </w:r>
-    </w:p>
-    <w:p>
-      <w:pPr>
-        <w:numPr>
-          <w:ilvl w:val="0"/>
-          <w:numId w:val="2"/>
-        </w:numPr>
-      </w:pPr>
-      <w:r>
-        <w:rPr>
-          <w:b/>
-          <w:bCs/>
-        </w:rPr>
-        <w:t>Intentional Theft by Deception</w:t>
-      </w:r>
-    </w:p>
-    <w:p>
-      <w:pPr>
-        <w:numPr>
-          <w:ilvl w:val="0"/>
-          <w:numId w:val="2"/>
-        </w:numPr>
-      </w:pPr>
-      <w:r>
-        <w:rPr>
-          <w:b/>
-          <w:bCs/>
-        </w:rPr>
-        <w:t>Violation of U.S. Digital Finance Compliance Code</w:t>
-      </w:r>
-    </w:p>
-    <w:p>
-      <w:pPr>
-        <w:numPr>
-          <w:ilvl w:val="0"/>
-          <w:numId w:val="2"/>
-        </w:numPr>
-      </w:pPr>
-      <w:r>
-        <w:rPr>
-          <w:b/>
-          <w:bCs/>
-        </w:rPr>
-        <w:t>Fraudulent Representation and Collateral Check Abuse</w:t>
-      </w:r>
-    </w:p>
-    <w:p>
-      <w:r>
-        <w:t xml:space="preserve">You are hereby </w:t>
-      </w:r>
-      <w:r>
-        <w:rPr>
-          <w:b/>
-          <w:bCs/>
-        </w:rPr>
-        <w:t>informed and warned</w:t>
-      </w:r>
-      <w:r>
-        <w:t xml:space="preserve"> that non-compliance within </w:t>
-      </w:r>
-      <w:r>
-        <w:rPr>
-          <w:b/>
-          <w:bCs/>
-        </w:rPr>
-        <w:t>48 hours</w:t>
-      </w:r>
-      <w:r>
-        <w:t xml:space="preserve"> from the receipt of this notice will result in </w:t>
-      </w:r>
-      <w:r>
-        <w:rPr>
-          <w:b/>
-          <w:bCs/>
-        </w:rPr>
-        <w:t>uninterrupted legal processing</w:t>
-      </w:r>
-      <w:r>
-        <w:t xml:space="preserve">, including </w:t>
-      </w:r>
-      <w:r>
-        <w:rPr>
-          <w:b/>
-          <w:bCs/>
-        </w:rPr>
-        <w:t>filing of the arrest warrant with the Superior Civil Court</w:t>
-      </w:r>
-      <w:r>
-        <w:t xml:space="preserve">, garnishment action at your workplace, and </w:t>
-      </w:r>
-      <w:r>
-        <w:rPr>
-          <w:b/>
-          <w:bCs/>
-        </w:rPr>
-        <w:t>mandatory reporting to your references and employer</w:t>
-      </w:r>
-      <w:r>
-        <w:t>.</w:t>
-      </w:r>
-    </w:p>
-    <w:p>
-      <w:r>
-        <w:lastRenderedPageBreak/>
-        <w:pict w14:anchorId="1D510587">
-          <v:rect id="_x0000_i1026" style="width:0;height:1.5pt" o:hralign="center" o:hrstd="t" o:hr="t" fillcolor="#a0a0a0" stroked="f"/>
-        </w:pict>
-      </w:r>
-    </w:p>
-    <w:p>
-      <w:pPr>
-        <w:rPr>
-          <w:b/>
-          <w:bCs/>
-        </w:rPr>
-      </w:pPr>
-      <w:r>
-        <w:rPr>
-          <w:rFonts w:ascii="Segoe UI Emoji" w:hAnsi="Segoe UI Emoji" w:cs="Segoe UI Emoji"/>
-          <w:b/>
-          <w:bCs/>
-        </w:rPr>
-        <w:t>📝</w:t>
-      </w:r>
-      <w:r>
-        <w:rPr>
-          <w:b/>
-          <w:bCs/>
-        </w:rPr>
-        <w:t xml:space="preserve"> PAYMENT ARRANGEMENT OPTIONS (BEFORE COURT FILINGS):</w:t>
-      </w:r>
-    </w:p>
-    <w:p>
-      <w:r>
-        <w:rPr>
-          <w:b/>
-          <w:bCs/>
-        </w:rPr>
-        <w:t>Option 1 – Full and Final One-Time Settlement:</w:t>
-      </w:r>
-      <w:r>
-        <w:br/>
-        <w:t xml:space="preserve">Pay </w:t>
-      </w:r>
-      <w:r>
-        <w:rPr>
-          <w:b/>
-          <w:bCs/>
-        </w:rPr>
-        <w:t>USD</w:t>
-      </w:r>
-      <w:r>
-        <w:rPr>
-          <w:b/>
-          <w:bCs/>
-        </w:rPr>
-        <w:t>1299.75</w:t>
-      </w:r>
-      <w:r>
-        <w:t xml:space="preserve"> immediately to stop all legal action and permanently close the matter outside court.</w:t>
-      </w:r>
-    </w:p>
-    <w:p>
-      <w:r>
-        <w:rPr>
-          <w:b/>
-          <w:bCs/>
-        </w:rPr>
-        <w:t>Option 2 – Installment Resolution Plan:</w:t>
-      </w:r>
-      <w:r>
-        <w:br/>
-        <w:t xml:space="preserve">Pay </w:t>
-      </w:r>
-      <w:r>
-        <w:rPr>
-          <w:b/>
-          <w:bCs/>
-        </w:rPr>
-        <w:t>USD</w:t>
-      </w:r>
-      <w:r>
-        <w:rPr>
-          <w:b/>
-          <w:bCs/>
-        </w:rPr>
-        <w:t>30</w:t>
-      </w:r>
-      <w:r>
-        <w:rPr>
-          <w:b/>
-          <w:bCs/>
-        </w:rPr>
-        <w:t>0</w:t>
-      </w:r>
-      <w:r>
-        <w:rPr>
-          <w:b/>
-          <w:bCs/>
-        </w:rPr>
-        <w:t>.00 today</w:t>
-      </w:r>
-      <w:r>
-        <w:t xml:space="preserve"> as a goodwill token. </w:t>
-      </w:r>
-      <w:r>
-        <w:t>The remaining</w:t>
-      </w:r>
-      <w:r>
-        <w:t xml:space="preserve"> balance </w:t>
-      </w:r>
-      <w:r>
-        <w:t>is to</w:t>
-      </w:r>
-      <w:r>
-        <w:t xml:space="preserve"> be paid </w:t>
-      </w:r>
-      <w:r>
-        <w:t>for</w:t>
-      </w:r>
-      <w:r>
-        <w:t xml:space="preserve"> </w:t>
-      </w:r>
-      <w:r>
-        <w:rPr>
-          <w:b/>
-          <w:bCs/>
-        </w:rPr>
-        <w:t>USD</w:t>
-      </w:r>
-      <w:r>
-        <w:rPr>
-          <w:b/>
-          <w:bCs/>
-        </w:rPr>
-        <w:t>3</w:t>
-      </w:r>
-      <w:r>
-        <w:rPr>
-          <w:b/>
-          <w:bCs/>
-        </w:rPr>
-        <w:t>00</w:t>
-      </w:r>
-      <w:r>
-        <w:rPr>
-          <w:b/>
-          <w:bCs/>
-        </w:rPr>
-        <w:t>.00</w:t>
-      </w:r>
-      <w:r>
-        <w:rPr>
-          <w:b/>
-          <w:bCs/>
-        </w:rPr>
-        <w:t xml:space="preserve"> weekly installments</w:t>
-      </w:r>
-      <w:r>
-        <w:t xml:space="preserve"> until the full debt is cleared. This will </w:t>
-      </w:r>
-      <w:r>
-        <w:rPr>
-          <w:b/>
-          <w:bCs/>
-        </w:rPr>
-        <w:t>temporarily pause</w:t>
-      </w:r>
-      <w:r>
-        <w:t xml:space="preserve"> legal action for 14 days.</w:t>
-      </w:r>
-    </w:p>
-    <w:p>
-      <w:pPr>
-        <w:rPr>
-          <w:b/>
-          <w:bCs/>
-        </w:rPr>
-      </w:pPr>
-      <w:r>
-        <w:rPr>
-          <w:rFonts w:ascii="Segoe UI Emoji" w:hAnsi="Segoe UI Emoji" w:cs="Segoe UI Emoji"/>
-          <w:b/>
-          <w:bCs/>
-        </w:rPr>
-        <w:t>📩</w:t>
-      </w:r>
-      <w:r>
-        <w:rPr>
-          <w:b/>
-          <w:bCs/>
-        </w:rPr>
-        <w:t xml:space="preserve"> RESPONSE INSTRUCTIONS:</w:t>
-      </w:r>
-    </w:p>
-    <w:p>
-      <w:r>
-        <w:t xml:space="preserve">If you wish to avoid </w:t>
-      </w:r>
-      <w:r>
-        <w:rPr>
-          <w:b/>
-          <w:bCs/>
-        </w:rPr>
-        <w:t>irreversible legal proceedings</w:t>
-      </w:r>
-      <w:r>
-        <w:t>, please contact our resolution desk today:</w:t>
-      </w:r>
-    </w:p>
-    <w:p>
-      <w:pPr>
-        <w:rPr>
-          <w:b/>
-          <w:bCs/>
-        </w:rPr>
-      </w:pPr>
-      <w:r>
-        <w:rPr>
-          <w:b/>
-          <w:bCs/>
-        </w:rPr>
-        <w:t>Assigned Resolution Officer:</w:t>
-      </w:r>
-      <w:r>
-        <w:t xml:space="preserve"> </w:t>
-      </w:r>
-      <w:r>
-        <w:rPr>
-          <w:b/>
-          <w:bCs/>
-        </w:rPr>
-        <w:t>Ashley Cole</w:t>
-      </w:r>
-      <w:r>
-        <w:rPr>
-          <w:b/>
-          <w:bCs/>
-        </w:rPr>
-        <w:t>.</w:t>
+        <w:rPr>
+          <w:b/>
+          <w:bCs/>
+        </w:rPr>
+        <w:t>Ashley Cole.</w:t>
       </w:r>
       <w:r>
         <w:rPr>
@@ -761,6 +195,634 @@
     </w:p>
     <w:p>
       <w:r>
+        <w:pict w14:anchorId="08D638E3">
+          <v:rect id="_x0000_i1025" style="width:0;height:1.5pt" o:hralign="center" o:hrstd="t" o:hr="t" fillcolor="#a0a0a0" stroked="f"/>
+        </w:pict>
+      </w:r>
+    </w:p>
+    <w:p>
+      <w:r>
+        <w:t>Dear</w:t>
+      </w:r>
+      <w:r>
+        <w:t>,</w:t>
+      </w:r>
+    </w:p>
+    <w:p>
+      <w:r>
+        <w:t xml:space="preserve">This is to inform you that a </w:t>
+      </w:r>
+      <w:r>
+        <w:rPr>
+          <w:b/>
+          <w:bCs/>
+        </w:rPr>
+        <w:t>final legal complaint</w:t>
+      </w:r>
+      <w:r>
+        <w:t xml:space="preserve"> has been registered under your name by </w:t>
+      </w:r>
+      <w:r>
+        <w:t xml:space="preserve">the </w:t>
+      </w:r>
+      <w:r>
+        <w:rPr>
+          <w:b/>
+          <w:bCs/>
+        </w:rPr>
+        <w:t>Cash Advanced debt collection department</w:t>
+      </w:r>
+      <w:r>
+        <w:rPr>
+          <w:b/>
+          <w:bCs/>
+        </w:rPr>
+        <w:t xml:space="preserve"> </w:t>
+      </w:r>
+      <w:r>
+        <w:t>on behalf of</w:t>
+      </w:r>
+      <w:r>
+        <w:t xml:space="preserve"> </w:t>
+      </w:r>
+      <w:r>
+        <w:rPr>
+          <w:b/>
+          <w:bCs/>
+        </w:rPr>
+        <w:t>Cashnet USA</w:t>
+      </w:r>
+      <w:r>
+        <w:t xml:space="preserve">, in connection with a </w:t>
+      </w:r>
+      <w:r>
+        <w:t>long overdue</w:t>
+      </w:r>
+      <w:r>
+        <w:t xml:space="preserve"> debt obligation which you have </w:t>
+      </w:r>
+      <w:r>
+        <w:rPr>
+          <w:b/>
+          <w:bCs/>
+        </w:rPr>
+        <w:t>deliberately failed to settle</w:t>
+      </w:r>
+      <w:r>
+        <w:t>, despite repeated notices and telephonic outreach.</w:t>
+      </w:r>
+    </w:p>
+    <w:p>
+      <w:r>
+        <w:t xml:space="preserve">Due to your continued negligence and avoidance, your file has now been </w:t>
+      </w:r>
+      <w:r>
+        <w:rPr>
+          <w:b/>
+          <w:bCs/>
+        </w:rPr>
+        <w:t>tagged for legal escalation</w:t>
+      </w:r>
+      <w:r>
+        <w:t xml:space="preserve"> and </w:t>
+      </w:r>
+      <w:r>
+        <w:rPr>
+          <w:b/>
+          <w:bCs/>
+        </w:rPr>
+        <w:t>criminal enforcement measures</w:t>
+      </w:r>
+      <w:r>
+        <w:t>, including but not limited to:</w:t>
+      </w:r>
+    </w:p>
+    <w:p>
+      <w:pPr>
+        <w:numPr>
+          <w:ilvl w:val="0"/>
+          <w:numId w:val="1"/>
+        </w:numPr>
+      </w:pPr>
+      <w:r>
+        <w:rPr>
+          <w:b/>
+          <w:bCs/>
+        </w:rPr>
+        <w:t>Release of Arrest Warrant through County Legal Authority</w:t>
+      </w:r>
+    </w:p>
+    <w:p>
+      <w:pPr>
+        <w:numPr>
+          <w:ilvl w:val="0"/>
+          <w:numId w:val="1"/>
+        </w:numPr>
+      </w:pPr>
+      <w:r>
+        <w:rPr>
+          <w:b/>
+          <w:bCs/>
+        </w:rPr>
+        <w:t>Employer Notification Under Federal Wage Garnishment Act</w:t>
+      </w:r>
+    </w:p>
+    <w:p>
+      <w:pPr>
+        <w:numPr>
+          <w:ilvl w:val="0"/>
+          <w:numId w:val="1"/>
+        </w:numPr>
+      </w:pPr>
+      <w:r>
+        <w:rPr>
+          <w:b/>
+          <w:bCs/>
+        </w:rPr>
+        <w:t>Negative Reporting to All Three Major Credit Bureaus</w:t>
+      </w:r>
+    </w:p>
+    <w:p>
+      <w:pPr>
+        <w:numPr>
+          <w:ilvl w:val="0"/>
+          <w:numId w:val="1"/>
+        </w:numPr>
+      </w:pPr>
+      <w:r>
+        <w:rPr>
+          <w:b/>
+          <w:bCs/>
+        </w:rPr>
+        <w:t>Court Summons for Civil &amp; Criminal Charges</w:t>
+      </w:r>
+    </w:p>
+    <w:p>
+      <w:pPr>
+        <w:numPr>
+          <w:ilvl w:val="0"/>
+          <w:numId w:val="1"/>
+        </w:numPr>
+      </w:pPr>
+      <w:r>
+        <w:rPr>
+          <w:b/>
+          <w:bCs/>
+        </w:rPr>
+        <w:t>Seizure Authorization of Liquid Assets</w:t>
+      </w:r>
+    </w:p>
+    <w:p>
+      <w:pPr>
+        <w:rPr>
+          <w:b/>
+          <w:bCs/>
+        </w:rPr>
+      </w:pPr>
+      <w:r>
+        <w:rPr>
+          <w:rFonts w:ascii="Segoe UI Symbol" w:hAnsi="Segoe UI Symbol" w:cs="Segoe UI Symbol"/>
+          <w:b/>
+          <w:bCs/>
+        </w:rPr>
+        <w:t>⚖</w:t>
+      </w:r>
+      <w:r>
+        <w:rPr>
+          <w:b/>
+          <w:bCs/>
+        </w:rPr>
+        <w:t xml:space="preserve"> ALLEGED CHARGES BEING FILED:</w:t>
+      </w:r>
+    </w:p>
+    <w:p>
+      <w:r>
+        <w:t xml:space="preserve">As per the </w:t>
+      </w:r>
+      <w:r>
+        <w:t>affidavit</w:t>
+      </w:r>
+      <w:r>
+        <w:t xml:space="preserve"> submitted by the creditor’s legal team, the following charges are applicable under your name:</w:t>
+      </w:r>
+    </w:p>
+    <w:p>
+      <w:pPr>
+        <w:numPr>
+          <w:ilvl w:val="0"/>
+          <w:numId w:val="2"/>
+        </w:numPr>
+      </w:pPr>
+      <w:r>
+        <w:rPr>
+          <w:b/>
+          <w:bCs/>
+        </w:rPr>
+        <w:t>Breach of Loan Agreement and Default Under Section 84-A</w:t>
+      </w:r>
+    </w:p>
+    <w:p>
+      <w:pPr>
+        <w:numPr>
+          <w:ilvl w:val="0"/>
+          <w:numId w:val="2"/>
+        </w:numPr>
+      </w:pPr>
+      <w:r>
+        <w:rPr>
+          <w:b/>
+          <w:bCs/>
+        </w:rPr>
+        <w:t>Electronic Funds Transfer Misuse (Section 27-B of Banking Law)</w:t>
+      </w:r>
+    </w:p>
+    <w:p>
+      <w:pPr>
+        <w:numPr>
+          <w:ilvl w:val="0"/>
+          <w:numId w:val="2"/>
+        </w:numPr>
+      </w:pPr>
+      <w:r>
+        <w:rPr>
+          <w:b/>
+          <w:bCs/>
+        </w:rPr>
+        <w:t>Intentional Theft by Deception</w:t>
+      </w:r>
+    </w:p>
+    <w:p>
+      <w:pPr>
+        <w:numPr>
+          <w:ilvl w:val="0"/>
+          <w:numId w:val="2"/>
+        </w:numPr>
+      </w:pPr>
+      <w:r>
+        <w:rPr>
+          <w:b/>
+          <w:bCs/>
+        </w:rPr>
+        <w:t>Violation of U.S. Digital Finance Compliance Code</w:t>
+      </w:r>
+    </w:p>
+    <w:p>
+      <w:pPr>
+        <w:numPr>
+          <w:ilvl w:val="0"/>
+          <w:numId w:val="2"/>
+        </w:numPr>
+      </w:pPr>
+      <w:r>
+        <w:rPr>
+          <w:b/>
+          <w:bCs/>
+        </w:rPr>
+        <w:t>Fraudulent Representation and Collateral Check Abuse</w:t>
+      </w:r>
+    </w:p>
+    <w:p>
+      <w:r>
+        <w:t xml:space="preserve">You are hereby </w:t>
+      </w:r>
+      <w:r>
+        <w:rPr>
+          <w:b/>
+          <w:bCs/>
+        </w:rPr>
+        <w:t>informed and warned</w:t>
+      </w:r>
+      <w:r>
+        <w:t xml:space="preserve"> that non-compliance within </w:t>
+      </w:r>
+      <w:r>
+        <w:rPr>
+          <w:b/>
+          <w:bCs/>
+        </w:rPr>
+        <w:t>48 hours</w:t>
+      </w:r>
+      <w:r>
+        <w:t xml:space="preserve"> from the receipt of this notice will result in </w:t>
+      </w:r>
+      <w:r>
+        <w:rPr>
+          <w:b/>
+          <w:bCs/>
+        </w:rPr>
+        <w:t>uninterrupted legal processing</w:t>
+      </w:r>
+      <w:r>
+        <w:t xml:space="preserve">, including </w:t>
+      </w:r>
+      <w:r>
+        <w:rPr>
+          <w:b/>
+          <w:bCs/>
+        </w:rPr>
+        <w:t xml:space="preserve">filing of the </w:t>
+      </w:r>
+      <w:r>
+        <w:rPr>
+          <w:b/>
+          <w:bCs/>
+        </w:rPr>
+        <w:lastRenderedPageBreak/>
+        <w:t>arrest warrant with the Superior Civil Court</w:t>
+      </w:r>
+      <w:r>
+        <w:t xml:space="preserve">, garnishment action at your workplace, and </w:t>
+      </w:r>
+      <w:r>
+        <w:rPr>
+          <w:b/>
+          <w:bCs/>
+        </w:rPr>
+        <w:t>mandatory reporting to your references and employer</w:t>
+      </w:r>
+      <w:r>
+        <w:t>.</w:t>
+      </w:r>
+    </w:p>
+    <w:p>
+      <w:r>
+        <w:pict w14:anchorId="1D510587">
+          <v:rect id="_x0000_i1026" style="width:0;height:1.5pt" o:hralign="center" o:hrstd="t" o:hr="t" fillcolor="#a0a0a0" stroked="f"/>
+        </w:pict>
+      </w:r>
+    </w:p>
+    <w:p>
+      <w:pPr>
+        <w:rPr>
+          <w:b/>
+          <w:bCs/>
+        </w:rPr>
+      </w:pPr>
+      <w:r>
+        <w:rPr>
+          <w:rFonts w:ascii="Segoe UI Emoji" w:hAnsi="Segoe UI Emoji" w:cs="Segoe UI Emoji"/>
+          <w:b/>
+          <w:bCs/>
+        </w:rPr>
+        <w:t>📝</w:t>
+      </w:r>
+      <w:r>
+        <w:rPr>
+          <w:b/>
+          <w:bCs/>
+        </w:rPr>
+        <w:t xml:space="preserve"> PAYMENT ARRANGEMENT OPTIONS (BEFORE COURT FILINGS):</w:t>
+      </w:r>
+    </w:p>
+    <w:p>
+      <w:r>
+        <w:rPr>
+          <w:b/>
+          <w:bCs/>
+        </w:rPr>
+        <w:t>Option 1 – Full and Final One-Time Settlement:</w:t>
+      </w:r>
+      <w:r>
+        <w:br/>
+        <w:t xml:space="preserve">Pay </w:t>
+      </w:r>
+      <w:r>
+        <w:rPr>
+          <w:b/>
+          <w:bCs/>
+        </w:rPr>
+        <w:t>USD</w:t>
+      </w:r>
+      <w:r>
+        <w:rPr>
+          <w:b/>
+          <w:bCs/>
+        </w:rPr>
+        <w:t>1299.75</w:t>
+      </w:r>
+      <w:r>
+        <w:t xml:space="preserve"> immediately to stop all legal action and permanently close the matter outside court.</w:t>
+      </w:r>
+    </w:p>
+    <w:p>
+      <w:r>
+        <w:rPr>
+          <w:b/>
+          <w:bCs/>
+        </w:rPr>
+        <w:t>Option 2 – Installment Resolution Plan:</w:t>
+      </w:r>
+      <w:r>
+        <w:br/>
+        <w:t xml:space="preserve">Pay </w:t>
+      </w:r>
+      <w:r>
+        <w:rPr>
+          <w:b/>
+          <w:bCs/>
+        </w:rPr>
+        <w:t>USD</w:t>
+      </w:r>
+      <w:r>
+        <w:rPr>
+          <w:b/>
+          <w:bCs/>
+        </w:rPr>
+        <w:t>30</w:t>
+      </w:r>
+      <w:r>
+        <w:rPr>
+          <w:b/>
+          <w:bCs/>
+        </w:rPr>
+        <w:t>0</w:t>
+      </w:r>
+      <w:r>
+        <w:rPr>
+          <w:b/>
+          <w:bCs/>
+        </w:rPr>
+        <w:t>.00 today</w:t>
+      </w:r>
+      <w:r>
+        <w:t xml:space="preserve"> as a goodwill token. </w:t>
+      </w:r>
+      <w:r>
+        <w:t>The remaining</w:t>
+      </w:r>
+      <w:r>
+        <w:t xml:space="preserve"> balance </w:t>
+      </w:r>
+      <w:r>
+        <w:t>is to</w:t>
+      </w:r>
+      <w:r>
+        <w:t xml:space="preserve"> be paid </w:t>
+      </w:r>
+      <w:r>
+        <w:t>for</w:t>
+      </w:r>
+      <w:r>
+        <w:t xml:space="preserve"> </w:t>
+      </w:r>
+      <w:r>
+        <w:rPr>
+          <w:b/>
+          <w:bCs/>
+        </w:rPr>
+        <w:t>USD</w:t>
+      </w:r>
+      <w:r>
+        <w:rPr>
+          <w:b/>
+          <w:bCs/>
+        </w:rPr>
+        <w:t>3</w:t>
+      </w:r>
+      <w:r>
+        <w:rPr>
+          <w:b/>
+          <w:bCs/>
+        </w:rPr>
+        <w:t>00</w:t>
+      </w:r>
+      <w:r>
+        <w:rPr>
+          <w:b/>
+          <w:bCs/>
+        </w:rPr>
+        <w:t>.00</w:t>
+      </w:r>
+      <w:r>
+        <w:rPr>
+          <w:b/>
+          <w:bCs/>
+        </w:rPr>
+        <w:t xml:space="preserve"> weekly installments</w:t>
+      </w:r>
+      <w:r>
+        <w:t xml:space="preserve"> until the full debt is cleared. This will </w:t>
+      </w:r>
+      <w:r>
+        <w:rPr>
+          <w:b/>
+          <w:bCs/>
+        </w:rPr>
+        <w:t>temporarily pause</w:t>
+      </w:r>
+      <w:r>
+        <w:t xml:space="preserve"> legal action for 14 days.</w:t>
+      </w:r>
+    </w:p>
+    <w:p>
+      <w:pPr>
+        <w:rPr>
+          <w:b/>
+          <w:bCs/>
+        </w:rPr>
+      </w:pPr>
+      <w:r>
+        <w:rPr>
+          <w:rFonts w:ascii="Segoe UI Emoji" w:hAnsi="Segoe UI Emoji" w:cs="Segoe UI Emoji"/>
+          <w:b/>
+          <w:bCs/>
+        </w:rPr>
+        <w:t>📩</w:t>
+      </w:r>
+      <w:r>
+        <w:rPr>
+          <w:b/>
+          <w:bCs/>
+        </w:rPr>
+        <w:t xml:space="preserve"> RESPONSE INSTRUCTIONS:</w:t>
+      </w:r>
+    </w:p>
+    <w:p>
+      <w:r>
+        <w:t xml:space="preserve">If you wish to avoid </w:t>
+      </w:r>
+      <w:r>
+        <w:rPr>
+          <w:b/>
+          <w:bCs/>
+        </w:rPr>
+        <w:t>irreversible legal proceedings</w:t>
+      </w:r>
+      <w:r>
+        <w:t>, please contact our resolution desk today:</w:t>
+      </w:r>
+    </w:p>
+    <w:p>
+      <w:pPr>
+        <w:rPr>
+          <w:b/>
+          <w:bCs/>
+        </w:rPr>
+      </w:pPr>
+      <w:r>
+        <w:rPr>
+          <w:b/>
+          <w:bCs/>
+        </w:rPr>
+        <w:t>Assigned Resolution Officer:</w:t>
+      </w:r>
+      <w:r>
+        <w:t xml:space="preserve"> </w:t>
+      </w:r>
+      <w:r>
+        <w:rPr>
+          <w:b/>
+          <w:bCs/>
+        </w:rPr>
+        <w:t>Ashley Cole</w:t>
+      </w:r>
+      <w:r>
+        <w:rPr>
+          <w:b/>
+          <w:bCs/>
+        </w:rPr>
+        <w:t>.</w:t>
+      </w:r>
+      <w:r>
+        <w:rPr>
+          <w:b/>
+          <w:bCs/>
+        </w:rPr>
+        <w:br/>
+      </w:r>
+      <w:r>
+        <w:rPr>
+          <w:b/>
+          <w:bCs/>
+        </w:rPr>
+        <w:t>Email:</w:t>
+      </w:r>
+      <w:r>
+        <w:rPr>
+          <w:rFonts w:ascii="Roboto" w:eastAsia="Times New Roman" w:hAnsi="Roboto" w:cs="Times New Roman"/>
+          <w:color w:val="1F1F1F"/>
+          <w:kern w:val="0"/>
+          <w:sz w:val="27"/>
+          <w:szCs w:val="27"/>
+          <w14:ligatures w14:val="none"/>
+        </w:rPr>
+        <w:t xml:space="preserve"> </w:t>
+      </w:r>
+      <w:hyperlink r:id="rId6" w:history="1">
+        <w:r>
+          <w:rPr>
+            <w:rStyle w:val="Hyperlink"/>
+            <w:b/>
+            <w:bCs/>
+            <w:sz w:val="28"/>
+            <w:szCs w:val="28"/>
+          </w:rPr>
+          <w:t>ashleycolledebtcollector@gmail.com</w:t>
+        </w:r>
+      </w:hyperlink>
+    </w:p>
+    <w:p>
+      <w:r>
         <w:t xml:space="preserve">Please include your </w:t>
       </w:r>
       <w:r>
@@ -970,7 +1032,6 @@
           <w:b/>
           <w:bCs/>
         </w:rPr>
-        <w:lastRenderedPageBreak/>
         <w:t>Cash Advanced debt collection department</w:t>
       </w:r>
       <w:r>
